--- a/docx/Parts/Part36.docx
+++ b/docx/Parts/Part36.docx
@@ -1593,7 +1593,7 @@
         <w:rPr>
           <w:color w:val="0000FF"/>
         </w:rPr>
-        <w:instrText xml:space="preserve"> REF _Numd19e3455 \h </w:instrText>
+        <w:instrText xml:space="preserve"> REF _Numd19e3450 \h </w:instrText>
       </w:r>
       <w:r>
         <w:fldChar w:fldCharType="separate"/>
@@ -1639,7 +1639,7 @@
         <w:rPr>
           <w:color w:val="0000FF"/>
         </w:rPr>
-        <w:instrText xml:space="preserve"> REF _Numd19e3502 \h </w:instrText>
+        <w:instrText xml:space="preserve"> REF _Numd19e3497 \h </w:instrText>
       </w:r>
       <w:r>
         <w:fldChar w:fldCharType="separate"/>
@@ -1685,7 +1685,7 @@
         <w:rPr>
           <w:color w:val="0000FF"/>
         </w:rPr>
-        <w:instrText xml:space="preserve"> REF _Numd19e3516 \h </w:instrText>
+        <w:instrText xml:space="preserve"> REF _Numd19e3511 \h </w:instrText>
       </w:r>
       <w:r>
         <w:fldChar w:fldCharType="separate"/>
@@ -1731,7 +1731,7 @@
         <w:rPr>
           <w:color w:val="0000FF"/>
         </w:rPr>
-        <w:instrText xml:space="preserve"> REF _Numd19e3529 \h </w:instrText>
+        <w:instrText xml:space="preserve"> REF _Numd19e3524 \h </w:instrText>
       </w:r>
       <w:r>
         <w:fldChar w:fldCharType="separate"/>
@@ -1777,7 +1777,7 @@
         <w:rPr>
           <w:color w:val="0000FF"/>
         </w:rPr>
-        <w:instrText xml:space="preserve"> REF _Numd19e3554 \h </w:instrText>
+        <w:instrText xml:space="preserve"> REF _Numd19e3549 \h </w:instrText>
       </w:r>
       <w:r>
         <w:fldChar w:fldCharType="separate"/>
@@ -1823,7 +1823,7 @@
         <w:rPr>
           <w:color w:val="0000FF"/>
         </w:rPr>
-        <w:instrText xml:space="preserve"> REF _Numd19e3619 \h </w:instrText>
+        <w:instrText xml:space="preserve"> REF _Numd19e3606 \h </w:instrText>
       </w:r>
       <w:r>
         <w:fldChar w:fldCharType="separate"/>
@@ -1869,7 +1869,7 @@
         <w:rPr>
           <w:color w:val="0000FF"/>
         </w:rPr>
-        <w:instrText xml:space="preserve"> REF _Numd19e3642 \h </w:instrText>
+        <w:instrText xml:space="preserve"> REF _Numd19e3629 \h </w:instrText>
       </w:r>
       <w:r>
         <w:fldChar w:fldCharType="separate"/>
@@ -1915,7 +1915,7 @@
         <w:rPr>
           <w:color w:val="0000FF"/>
         </w:rPr>
-        <w:instrText xml:space="preserve"> REF _Numd19e3664 \h </w:instrText>
+        <w:instrText xml:space="preserve"> REF _Numd19e3651 \h </w:instrText>
       </w:r>
       <w:r>
         <w:fldChar w:fldCharType="separate"/>
@@ -1961,7 +1961,7 @@
         <w:rPr>
           <w:color w:val="0000FF"/>
         </w:rPr>
-        <w:instrText xml:space="preserve"> REF _Numd19e3690 \h </w:instrText>
+        <w:instrText xml:space="preserve"> REF _Numd19e3677 \h </w:instrText>
       </w:r>
       <w:r>
         <w:fldChar w:fldCharType="separate"/>
@@ -2007,7 +2007,7 @@
         <w:rPr>
           <w:color w:val="0000FF"/>
         </w:rPr>
-        <w:instrText xml:space="preserve"> REF _Numd19e3712 \h </w:instrText>
+        <w:instrText xml:space="preserve"> REF _Numd19e3699 \h </w:instrText>
       </w:r>
       <w:r>
         <w:fldChar w:fldCharType="separate"/>
@@ -2053,7 +2053,7 @@
         <w:rPr>
           <w:color w:val="0000FF"/>
         </w:rPr>
-        <w:instrText xml:space="preserve"> REF _Numd19e3735 \h </w:instrText>
+        <w:instrText xml:space="preserve"> REF _Numd19e3722 \h </w:instrText>
       </w:r>
       <w:r>
         <w:fldChar w:fldCharType="separate"/>
@@ -2099,7 +2099,7 @@
         <w:rPr>
           <w:color w:val="0000FF"/>
         </w:rPr>
-        <w:instrText xml:space="preserve"> REF _Numd19e3757 \h </w:instrText>
+        <w:instrText xml:space="preserve"> REF _Numd19e3744 \h </w:instrText>
       </w:r>
       <w:r>
         <w:fldChar w:fldCharType="separate"/>
@@ -2145,7 +2145,7 @@
         <w:rPr>
           <w:color w:val="0000FF"/>
         </w:rPr>
-        <w:instrText xml:space="preserve"> REF _Numd19e3780 \h </w:instrText>
+        <w:instrText xml:space="preserve"> REF _Numd19e3767 \h </w:instrText>
       </w:r>
       <w:r>
         <w:fldChar w:fldCharType="separate"/>
@@ -2191,7 +2191,7 @@
         <w:rPr>
           <w:color w:val="0000FF"/>
         </w:rPr>
-        <w:instrText xml:space="preserve"> REF _Numd19e3802 \h </w:instrText>
+        <w:instrText xml:space="preserve"> REF _Numd19e3789 \h </w:instrText>
       </w:r>
       <w:r>
         <w:fldChar w:fldCharType="separate"/>
@@ -2237,7 +2237,7 @@
         <w:rPr>
           <w:color w:val="0000FF"/>
         </w:rPr>
-        <w:instrText xml:space="preserve"> REF _Numd19e3825 \h </w:instrText>
+        <w:instrText xml:space="preserve"> REF _Numd19e3812 \h </w:instrText>
       </w:r>
       <w:r>
         <w:fldChar w:fldCharType="separate"/>
@@ -2283,7 +2283,7 @@
         <w:rPr>
           <w:color w:val="0000FF"/>
         </w:rPr>
-        <w:instrText xml:space="preserve"> REF _Numd19e3847 \h </w:instrText>
+        <w:instrText xml:space="preserve"> REF _Numd19e3834 \h </w:instrText>
       </w:r>
       <w:r>
         <w:fldChar w:fldCharType="separate"/>
@@ -2329,7 +2329,7 @@
         <w:rPr>
           <w:color w:val="0000FF"/>
         </w:rPr>
-        <w:instrText xml:space="preserve"> REF _Numd19e3870 \h </w:instrText>
+        <w:instrText xml:space="preserve"> REF _Numd19e3857 \h </w:instrText>
       </w:r>
       <w:r>
         <w:fldChar w:fldCharType="separate"/>
@@ -2375,7 +2375,7 @@
         <w:rPr>
           <w:color w:val="0000FF"/>
         </w:rPr>
-        <w:instrText xml:space="preserve"> REF _Numd19e3916 \h </w:instrText>
+        <w:instrText xml:space="preserve"> REF _Numd19e3903 \h </w:instrText>
       </w:r>
       <w:r>
         <w:fldChar w:fldCharType="separate"/>
@@ -2421,7 +2421,7 @@
         <w:rPr>
           <w:color w:val="0000FF"/>
         </w:rPr>
-        <w:instrText xml:space="preserve"> REF _Numd19e3939 \h </w:instrText>
+        <w:instrText xml:space="preserve"> REF _Numd19e3926 \h </w:instrText>
       </w:r>
       <w:r>
         <w:fldChar w:fldCharType="separate"/>
@@ -2467,7 +2467,7 @@
         <w:rPr>
           <w:color w:val="0000FF"/>
         </w:rPr>
-        <w:instrText xml:space="preserve"> REF _Numd19e3961 \h </w:instrText>
+        <w:instrText xml:space="preserve"> REF _Numd19e3948 \h </w:instrText>
       </w:r>
       <w:r>
         <w:fldChar w:fldCharType="separate"/>
@@ -2513,7 +2513,7 @@
         <w:rPr>
           <w:color w:val="0000FF"/>
         </w:rPr>
-        <w:instrText xml:space="preserve"> REF _Numd19e3984 \h </w:instrText>
+        <w:instrText xml:space="preserve"> REF _Numd19e3971 \h </w:instrText>
       </w:r>
       <w:r>
         <w:fldChar w:fldCharType="separate"/>
@@ -2559,7 +2559,7 @@
         <w:rPr>
           <w:color w:val="0000FF"/>
         </w:rPr>
-        <w:instrText xml:space="preserve"> REF _Numd19e4006 \h </w:instrText>
+        <w:instrText xml:space="preserve"> REF _Numd19e3993 \h </w:instrText>
       </w:r>
       <w:r>
         <w:fldChar w:fldCharType="separate"/>
@@ -2605,7 +2605,7 @@
         <w:rPr>
           <w:color w:val="0000FF"/>
         </w:rPr>
-        <w:instrText xml:space="preserve"> REF _Numd19e4029 \h </w:instrText>
+        <w:instrText xml:space="preserve"> REF _Numd19e4016 \h </w:instrText>
       </w:r>
       <w:r>
         <w:fldChar w:fldCharType="separate"/>
@@ -2651,7 +2651,7 @@
         <w:rPr>
           <w:color w:val="0000FF"/>
         </w:rPr>
-        <w:instrText xml:space="preserve"> REF _Numd19e4051 \h </w:instrText>
+        <w:instrText xml:space="preserve"> REF _Numd19e4038 \h </w:instrText>
       </w:r>
       <w:r>
         <w:fldChar w:fldCharType="separate"/>
@@ -2697,7 +2697,7 @@
         <w:rPr>
           <w:color w:val="0000FF"/>
         </w:rPr>
-        <w:instrText xml:space="preserve"> REF _Numd19e4074 \h </w:instrText>
+        <w:instrText xml:space="preserve"> REF _Numd19e4061 \h </w:instrText>
       </w:r>
       <w:r>
         <w:fldChar w:fldCharType="separate"/>
@@ -2743,7 +2743,7 @@
         <w:rPr>
           <w:color w:val="0000FF"/>
         </w:rPr>
-        <w:instrText xml:space="preserve"> REF _Numd19e4112 \h </w:instrText>
+        <w:instrText xml:space="preserve"> REF _Numd19e4099 \h </w:instrText>
       </w:r>
       <w:r>
         <w:fldChar w:fldCharType="separate"/>
@@ -2789,7 +2789,7 @@
         <w:rPr>
           <w:color w:val="0000FF"/>
         </w:rPr>
-        <w:instrText xml:space="preserve"> REF _Numd19e4135 \h </w:instrText>
+        <w:instrText xml:space="preserve"> REF _Numd19e4122 \h </w:instrText>
       </w:r>
       <w:r>
         <w:fldChar w:fldCharType="separate"/>
@@ -2835,7 +2835,7 @@
         <w:rPr>
           <w:color w:val="0000FF"/>
         </w:rPr>
-        <w:instrText xml:space="preserve"> REF _Numd19e4167 \h </w:instrText>
+        <w:instrText xml:space="preserve"> REF _Numd19e4154 \h </w:instrText>
       </w:r>
       <w:r>
         <w:fldChar w:fldCharType="separate"/>
@@ -2881,7 +2881,7 @@
         <w:rPr>
           <w:color w:val="0000FF"/>
         </w:rPr>
-        <w:instrText xml:space="preserve"> REF _Numd19e4180 \h </w:instrText>
+        <w:instrText xml:space="preserve"> REF _Numd19e4167 \h </w:instrText>
       </w:r>
       <w:r>
         <w:fldChar w:fldCharType="separate"/>
@@ -2927,7 +2927,7 @@
         <w:rPr>
           <w:color w:val="0000FF"/>
         </w:rPr>
-        <w:instrText xml:space="preserve"> REF _Numd19e4203 \h </w:instrText>
+        <w:instrText xml:space="preserve"> REF _Numd19e4190 \h </w:instrText>
       </w:r>
       <w:r>
         <w:fldChar w:fldCharType="separate"/>
@@ -2973,7 +2973,7 @@
         <w:rPr>
           <w:color w:val="0000FF"/>
         </w:rPr>
-        <w:instrText xml:space="preserve"> REF _Numd19e4216 \h </w:instrText>
+        <w:instrText xml:space="preserve"> REF _Numd19e4203 \h </w:instrText>
       </w:r>
       <w:r>
         <w:fldChar w:fldCharType="separate"/>
@@ -3019,7 +3019,7 @@
         <w:rPr>
           <w:color w:val="0000FF"/>
         </w:rPr>
-        <w:instrText xml:space="preserve"> REF _Numd19e4242 \h </w:instrText>
+        <w:instrText xml:space="preserve"> REF _Numd19e4229 \h </w:instrText>
       </w:r>
       <w:r>
         <w:fldChar w:fldCharType="separate"/>
@@ -3065,7 +3065,7 @@
         <w:rPr>
           <w:color w:val="0000FF"/>
         </w:rPr>
-        <w:instrText xml:space="preserve"> REF _Numd19e4264 \h </w:instrText>
+        <w:instrText xml:space="preserve"> REF _Numd19e4251 \h </w:instrText>
       </w:r>
       <w:r>
         <w:fldChar w:fldCharType="separate"/>
@@ -3111,7 +3111,7 @@
         <w:rPr>
           <w:color w:val="0000FF"/>
         </w:rPr>
-        <w:instrText xml:space="preserve"> REF _Numd19e4376 \h </w:instrText>
+        <w:instrText xml:space="preserve"> REF _Numd19e4363 \h </w:instrText>
       </w:r>
       <w:r>
         <w:fldChar w:fldCharType="separate"/>
@@ -3157,7 +3157,7 @@
         <w:rPr>
           <w:color w:val="0000FF"/>
         </w:rPr>
-        <w:instrText xml:space="preserve"> REF _Numd19e4460 \h </w:instrText>
+        <w:instrText xml:space="preserve"> REF _Numd19e4447 \h </w:instrText>
       </w:r>
       <w:r>
         <w:fldChar w:fldCharType="separate"/>
@@ -3203,7 +3203,7 @@
         <w:rPr>
           <w:color w:val="0000FF"/>
         </w:rPr>
-        <w:instrText xml:space="preserve"> REF _Numd19e4473 \h </w:instrText>
+        <w:instrText xml:space="preserve"> REF _Numd19e4460 \h </w:instrText>
       </w:r>
       <w:r>
         <w:fldChar w:fldCharType="separate"/>
@@ -3249,7 +3249,7 @@
         <w:rPr>
           <w:color w:val="0000FF"/>
         </w:rPr>
-        <w:instrText xml:space="preserve"> REF _Numd19e4585 \h </w:instrText>
+        <w:instrText xml:space="preserve"> REF _Numd19e4572 \h </w:instrText>
       </w:r>
       <w:r>
         <w:fldChar w:fldCharType="separate"/>
@@ -3295,7 +3295,7 @@
         <w:rPr>
           <w:color w:val="0000FF"/>
         </w:rPr>
-        <w:instrText xml:space="preserve"> REF _Numd19e4617 \h </w:instrText>
+        <w:instrText xml:space="preserve"> REF _Numd19e4604 \h </w:instrText>
       </w:r>
       <w:r>
         <w:fldChar w:fldCharType="separate"/>
@@ -3341,7 +3341,7 @@
         <w:rPr>
           <w:color w:val="0000FF"/>
         </w:rPr>
-        <w:instrText xml:space="preserve"> REF _Numd19e4674 \h </w:instrText>
+        <w:instrText xml:space="preserve"> REF _Numd19e4661 \h </w:instrText>
       </w:r>
       <w:r>
         <w:fldChar w:fldCharType="separate"/>
@@ -3387,7 +3387,7 @@
         <w:rPr>
           <w:color w:val="0000FF"/>
         </w:rPr>
-        <w:instrText xml:space="preserve"> REF _Numd19e4724 \h </w:instrText>
+        <w:instrText xml:space="preserve"> REF _Numd19e4711 \h </w:instrText>
       </w:r>
       <w:r>
         <w:fldChar w:fldCharType="separate"/>
@@ -3433,7 +3433,7 @@
         <w:rPr>
           <w:color w:val="0000FF"/>
         </w:rPr>
-        <w:instrText xml:space="preserve"> REF _Numd19e4813 \h </w:instrText>
+        <w:instrText xml:space="preserve"> REF _Numd19e4800 \h </w:instrText>
       </w:r>
       <w:r>
         <w:fldChar w:fldCharType="separate"/>
@@ -3479,7 +3479,7 @@
         <w:rPr>
           <w:color w:val="0000FF"/>
         </w:rPr>
-        <w:instrText xml:space="preserve"> REF _Numd19e4988 \h </w:instrText>
+        <w:instrText xml:space="preserve"> REF _Numd19e4975 \h </w:instrText>
       </w:r>
       <w:r>
         <w:fldChar w:fldCharType="separate"/>
@@ -3525,7 +3525,7 @@
         <w:rPr>
           <w:color w:val="0000FF"/>
         </w:rPr>
-        <w:instrText xml:space="preserve"> REF _Numd19e5011 \h </w:instrText>
+        <w:instrText xml:space="preserve"> REF _Numd19e4998 \h </w:instrText>
       </w:r>
       <w:r>
         <w:fldChar w:fldCharType="separate"/>
@@ -3571,7 +3571,7 @@
         <w:rPr>
           <w:color w:val="0000FF"/>
         </w:rPr>
-        <w:instrText xml:space="preserve"> REF _Numd19e5043 \h </w:instrText>
+        <w:instrText xml:space="preserve"> REF _Numd19e5030 \h </w:instrText>
       </w:r>
       <w:r>
         <w:fldChar w:fldCharType="separate"/>
@@ -3617,7 +3617,7 @@
         <w:rPr>
           <w:color w:val="0000FF"/>
         </w:rPr>
-        <w:instrText xml:space="preserve"> REF _Numd19e5136 \h </w:instrText>
+        <w:instrText xml:space="preserve"> REF _Numd19e5123 \h </w:instrText>
       </w:r>
       <w:r>
         <w:fldChar w:fldCharType="separate"/>
@@ -3663,7 +3663,7 @@
         <w:rPr>
           <w:color w:val="0000FF"/>
         </w:rPr>
-        <w:instrText xml:space="preserve"> REF _Numd19e5188 \h </w:instrText>
+        <w:instrText xml:space="preserve"> REF _Numd19e5175 \h </w:instrText>
       </w:r>
       <w:r>
         <w:fldChar w:fldCharType="separate"/>
@@ -3709,7 +3709,7 @@
         <w:rPr>
           <w:color w:val="0000FF"/>
         </w:rPr>
-        <w:instrText xml:space="preserve"> REF _Numd19e5207 \h </w:instrText>
+        <w:instrText xml:space="preserve"> REF _Numd19e5194 \h </w:instrText>
       </w:r>
       <w:r>
         <w:fldChar w:fldCharType="separate"/>
@@ -3755,7 +3755,7 @@
         <w:rPr>
           <w:color w:val="0000FF"/>
         </w:rPr>
-        <w:instrText xml:space="preserve"> REF _Numd19e5220 \h </w:instrText>
+        <w:instrText xml:space="preserve"> REF _Numd19e5207 \h </w:instrText>
       </w:r>
       <w:r>
         <w:fldChar w:fldCharType="separate"/>
@@ -3801,7 +3801,7 @@
         <w:rPr>
           <w:color w:val="0000FF"/>
         </w:rPr>
-        <w:instrText xml:space="preserve"> REF _Numd19e5294 \h </w:instrText>
+        <w:instrText xml:space="preserve"> REF _Numd19e5281 \h </w:instrText>
       </w:r>
       <w:r>
         <w:fldChar w:fldCharType="separate"/>
@@ -3847,7 +3847,7 @@
         <w:rPr>
           <w:color w:val="0000FF"/>
         </w:rPr>
-        <w:instrText xml:space="preserve"> REF _Numd19e5330 \h </w:instrText>
+        <w:instrText xml:space="preserve"> REF _Numd19e5317 \h </w:instrText>
       </w:r>
       <w:r>
         <w:fldChar w:fldCharType="separate"/>
@@ -3893,7 +3893,7 @@
         <w:rPr>
           <w:color w:val="0000FF"/>
         </w:rPr>
-        <w:instrText xml:space="preserve"> REF _Numd19e5353 \h </w:instrText>
+        <w:instrText xml:space="preserve"> REF _Numd19e5340 \h </w:instrText>
       </w:r>
       <w:r>
         <w:fldChar w:fldCharType="separate"/>
@@ -3939,7 +3939,7 @@
         <w:rPr>
           <w:color w:val="0000FF"/>
         </w:rPr>
-        <w:instrText xml:space="preserve"> REF _Numd19e5393 \h </w:instrText>
+        <w:instrText xml:space="preserve"> REF _Numd19e5380 \h </w:instrText>
       </w:r>
       <w:r>
         <w:fldChar w:fldCharType="separate"/>
@@ -3985,7 +3985,7 @@
         <w:rPr>
           <w:color w:val="0000FF"/>
         </w:rPr>
-        <w:instrText xml:space="preserve"> REF _Numd19e5406 \h </w:instrText>
+        <w:instrText xml:space="preserve"> REF _Numd19e5393 \h </w:instrText>
       </w:r>
       <w:r>
         <w:fldChar w:fldCharType="separate"/>
@@ -4031,7 +4031,7 @@
         <w:rPr>
           <w:color w:val="0000FF"/>
         </w:rPr>
-        <w:instrText xml:space="preserve"> REF _Numd19e5433 \h </w:instrText>
+        <w:instrText xml:space="preserve"> REF _Numd19e5420 \h </w:instrText>
       </w:r>
       <w:r>
         <w:fldChar w:fldCharType="separate"/>
@@ -4077,7 +4077,7 @@
         <w:rPr>
           <w:color w:val="0000FF"/>
         </w:rPr>
-        <w:instrText xml:space="preserve"> REF _Numd19e5500 \h </w:instrText>
+        <w:instrText xml:space="preserve"> REF _Numd19e5487 \h </w:instrText>
       </w:r>
       <w:r>
         <w:fldChar w:fldCharType="separate"/>
@@ -4683,7 +4683,7 @@
         <w:rPr>
           <w:color w:val="0000FF"/>
         </w:rPr>
-        <w:instrText xml:space="preserve"> REF _Numd19e4167 \h </w:instrText>
+        <w:instrText xml:space="preserve"> REF _Numd19e4154 \h </w:instrText>
       </w:r>
       <w:r>
         <w:fldChar w:fldCharType="separate"/>
@@ -6482,7 +6482,7 @@
         <w:rPr>
           <w:color w:val="0000FF"/>
         </w:rPr>
-        <w:instrText xml:space="preserve"> REF _Numd19e4112 \h </w:instrText>
+        <w:instrText xml:space="preserve"> REF _Numd19e4099 \h </w:instrText>
       </w:r>
       <w:r>
         <w:fldChar w:fldCharType="separate"/>
@@ -7031,7 +7031,7 @@
         <w:rPr>
           <w:color w:val="0000FF"/>
         </w:rPr>
-        <w:instrText xml:space="preserve"> REF _Numd19e3554 \h </w:instrText>
+        <w:instrText xml:space="preserve"> REF _Numd19e3549 \h </w:instrText>
       </w:r>
       <w:r>
         <w:fldChar w:fldCharType="separate"/>
@@ -8055,7 +8055,7 @@
         <w:rPr>
           <w:color w:val="0000FF"/>
         </w:rPr>
-        <w:instrText xml:space="preserve"> REF _Numd19e4167 \h </w:instrText>
+        <w:instrText xml:space="preserve"> REF _Numd19e4154 \h </w:instrText>
       </w:r>
       <w:r>
         <w:fldChar w:fldCharType="separate"/>
@@ -8340,7 +8340,7 @@
         <w:rPr>
           <w:color w:val="0000FF"/>
         </w:rPr>
-        <w:instrText xml:space="preserve"> REF _Numd19e3455 \h </w:instrText>
+        <w:instrText xml:space="preserve"> REF _Numd19e3450 \h </w:instrText>
       </w:r>
       <w:r>
         <w:fldChar w:fldCharType="separate"/>
@@ -8380,13 +8380,7 @@
         <w:t>(4)</w:t>
       </w:r>
       <w:r>
-        <w:t xml:space="preserve"> A statement of the maximum number of offerors that will be selected to submit phase-two proposals. The maximum number specified in the solicitation shall not exceed five unless the contracting officer determines, for that particular solicitation, that a number greater than five is in the Government's interest and is consistent with the purposes and objectives of the two-phase design-build selection procedures. The contracting officer shall document this determination in the contract file. For acquisitions greater than </w:t>
-      </w:r>
-      <w:r>
-        <w:t>$5.5 million</w:t>
-      </w:r>
-      <w:r>
-        <w:t>, the determination shall be approved by the head of the contracting activity, delegable to a level no lower than the senior contracting official within the contracting activity. In civilian agencies, for paragraph (a)(4) of this section, the senior contracting official is the advocate for competition for the procuring activity, unless the agency designates a different position in agency procedures. The approval shall be documented in the contract file.</w:t>
+        <w:t xml:space="preserve"> A statement of the maximum number of offerors that will be selected to submit phase-two proposals. The maximum number specified in the solicitation shall not exceed five unless the contracting officer determines, for that particular solicitation, that a number greater than five is in the Government's interest and is consistent with the purposes and objectives of the two-phase design-build selection procedures. The contracting officer shall document this determination in the contract file. For acquisitions greater than $5.5 million, the determination shall be approved by the head of the contracting activity, delegable to a level no lower than the senior contracting official within the contracting activity. In civilian agencies, for paragraph (a)(4) of this section, the senior contracting official is the advocate for competition for the procuring activity, unless the agency designates a different position in agency procedures. The approval shall be documented in the contract file.</w:t>
       </w:r>
       <w:bookmarkEnd w:id="162"/>
       <w:bookmarkEnd w:id="163"/>
@@ -8450,9 +8444,9 @@
       <w:pPr>
         <w:pStyle w:val="Heading4"/>
       </w:pPr>
-      <w:bookmarkStart w:id="168" w:name="_Numd19e3455"/>
-      <w:bookmarkStart w:id="169" w:name="_Refd19e3455"/>
-      <w:bookmarkStart w:id="170" w:name="_Tocd19e3455"/>
+      <w:bookmarkStart w:id="168" w:name="_Numd19e3450"/>
+      <w:bookmarkStart w:id="169" w:name="_Refd19e3450"/>
+      <w:bookmarkStart w:id="170" w:name="_Tocd19e3450"/>
       <w:r>
         <w:t/>
       </w:r>
@@ -8475,8 +8469,8 @@
           <w:numId w:val="148"/>
         </w:numPr>
       </w:pPr>
-      <w:bookmarkStart w:id="172" w:name="_Tocd19e3464"/>
-      <w:bookmarkStart w:id="171" w:name="_Refd19e3464"/>
+      <w:bookmarkStart w:id="172" w:name="_Tocd19e3459"/>
+      <w:bookmarkStart w:id="171" w:name="_Refd19e3459"/>
       <w:r>
         <w:t/>
       </w:r>
@@ -8540,9 +8534,9 @@
       <w:pPr>
         <w:pStyle w:val="Heading2"/>
       </w:pPr>
-      <w:bookmarkStart w:id="173" w:name="_Numd19e3502"/>
-      <w:bookmarkStart w:id="174" w:name="_Refd19e3502"/>
-      <w:bookmarkStart w:id="175" w:name="_Tocd19e3502"/>
+      <w:bookmarkStart w:id="173" w:name="_Numd19e3497"/>
+      <w:bookmarkStart w:id="174" w:name="_Refd19e3497"/>
+      <w:bookmarkStart w:id="175" w:name="_Tocd19e3497"/>
       <w:r>
         <w:t/>
       </w:r>
@@ -8561,9 +8555,9 @@
       <w:pPr>
         <w:pStyle w:val="Heading2"/>
       </w:pPr>
-      <w:bookmarkStart w:id="176" w:name="_Numd19e3516"/>
-      <w:bookmarkStart w:id="177" w:name="_Refd19e3516"/>
-      <w:bookmarkStart w:id="178" w:name="_Tocd19e3516"/>
+      <w:bookmarkStart w:id="176" w:name="_Numd19e3511"/>
+      <w:bookmarkStart w:id="177" w:name="_Refd19e3511"/>
+      <w:bookmarkStart w:id="178" w:name="_Tocd19e3511"/>
       <w:r>
         <w:t/>
       </w:r>
@@ -8582,9 +8576,9 @@
       <w:pPr>
         <w:pStyle w:val="Heading3"/>
       </w:pPr>
-      <w:bookmarkStart w:id="179" w:name="_Numd19e3529"/>
-      <w:bookmarkStart w:id="180" w:name="_Refd19e3529"/>
-      <w:bookmarkStart w:id="181" w:name="_Tocd19e3529"/>
+      <w:bookmarkStart w:id="179" w:name="_Numd19e3524"/>
+      <w:bookmarkStart w:id="180" w:name="_Refd19e3524"/>
+      <w:bookmarkStart w:id="181" w:name="_Tocd19e3524"/>
       <w:r>
         <w:t/>
       </w:r>
@@ -8639,9 +8633,9 @@
       <w:pPr>
         <w:pStyle w:val="Heading3"/>
       </w:pPr>
-      <w:bookmarkStart w:id="182" w:name="_Numd19e3554"/>
-      <w:bookmarkStart w:id="183" w:name="_Refd19e3554"/>
-      <w:bookmarkStart w:id="184" w:name="_Tocd19e3554"/>
+      <w:bookmarkStart w:id="182" w:name="_Numd19e3549"/>
+      <w:bookmarkStart w:id="183" w:name="_Refd19e3549"/>
+      <w:bookmarkStart w:id="184" w:name="_Tocd19e3549"/>
       <w:r>
         <w:t/>
       </w:r>
@@ -8664,8 +8658,8 @@
           <w:numId w:val="149"/>
         </w:numPr>
       </w:pPr>
-      <w:bookmarkStart w:id="186" w:name="_Tocd19e3563"/>
-      <w:bookmarkStart w:id="185" w:name="_Refd19e3563"/>
+      <w:bookmarkStart w:id="186" w:name="_Tocd19e3558"/>
+      <w:bookmarkStart w:id="185" w:name="_Refd19e3558"/>
       <w:r>
         <w:t/>
       </w:r>
@@ -8746,19 +8740,7 @@
         <w:t>19.15</w:t>
       </w:r>
       <w:r>
-        <w:t xml:space="preserve"> when a fixed-price construction contract is contemplated and the contract amount is expected to exceed </w:t>
-      </w:r>
-      <w:r>
-        <w:t>$2 million</w:t>
-      </w:r>
-      <w:r>
-        <w:t xml:space="preserve">. The contracting officer may insert the clause in solicitations and contracts when a fixed-price construction contract is contemplated and the contract amount is expected to be </w:t>
-      </w:r>
-      <w:r>
-        <w:t>$2 million</w:t>
-      </w:r>
-      <w:r>
-        <w:t xml:space="preserve"> or less.</w:t>
+        <w:t xml:space="preserve"> when a fixed-price construction contract is contemplated and the contract amount is expected to exceed $2 million. The contracting officer may insert the clause in solicitations and contracts when a fixed-price construction contract is contemplated and the contract amount is expected to be $2 million or less.</w:t>
       </w:r>
       <w:bookmarkEnd w:id="185"/>
       <w:bookmarkEnd w:id="186"/>
@@ -8768,9 +8750,9 @@
       <w:pPr>
         <w:pStyle w:val="Heading3"/>
       </w:pPr>
-      <w:bookmarkStart w:id="187" w:name="_Numd19e3619"/>
-      <w:bookmarkStart w:id="188" w:name="_Refd19e3619"/>
-      <w:bookmarkStart w:id="189" w:name="_Tocd19e3619"/>
+      <w:bookmarkStart w:id="187" w:name="_Numd19e3606"/>
+      <w:bookmarkStart w:id="188" w:name="_Refd19e3606"/>
+      <w:bookmarkStart w:id="189" w:name="_Tocd19e3606"/>
       <w:r>
         <w:t/>
       </w:r>
@@ -8806,9 +8788,9 @@
       <w:pPr>
         <w:pStyle w:val="Heading3"/>
       </w:pPr>
-      <w:bookmarkStart w:id="190" w:name="_Numd19e3642"/>
-      <w:bookmarkStart w:id="191" w:name="_Refd19e3642"/>
-      <w:bookmarkStart w:id="192" w:name="_Tocd19e3642"/>
+      <w:bookmarkStart w:id="190" w:name="_Numd19e3629"/>
+      <w:bookmarkStart w:id="191" w:name="_Refd19e3629"/>
+      <w:bookmarkStart w:id="192" w:name="_Tocd19e3629"/>
       <w:r>
         <w:t/>
       </w:r>
@@ -8844,9 +8826,9 @@
       <w:pPr>
         <w:pStyle w:val="Heading3"/>
       </w:pPr>
-      <w:bookmarkStart w:id="193" w:name="_Numd19e3664"/>
-      <w:bookmarkStart w:id="194" w:name="_Refd19e3664"/>
-      <w:bookmarkStart w:id="195" w:name="_Tocd19e3664"/>
+      <w:bookmarkStart w:id="193" w:name="_Numd19e3651"/>
+      <w:bookmarkStart w:id="194" w:name="_Refd19e3651"/>
+      <w:bookmarkStart w:id="195" w:name="_Tocd19e3651"/>
       <w:r>
         <w:t/>
       </w:r>
@@ -8891,9 +8873,9 @@
       <w:pPr>
         <w:pStyle w:val="Heading3"/>
       </w:pPr>
-      <w:bookmarkStart w:id="196" w:name="_Numd19e3690"/>
-      <w:bookmarkStart w:id="197" w:name="_Refd19e3690"/>
-      <w:bookmarkStart w:id="198" w:name="_Tocd19e3690"/>
+      <w:bookmarkStart w:id="196" w:name="_Numd19e3677"/>
+      <w:bookmarkStart w:id="197" w:name="_Refd19e3677"/>
+      <w:bookmarkStart w:id="198" w:name="_Tocd19e3677"/>
       <w:r>
         <w:t/>
       </w:r>
@@ -8929,9 +8911,9 @@
       <w:pPr>
         <w:pStyle w:val="Heading3"/>
       </w:pPr>
-      <w:bookmarkStart w:id="199" w:name="_Numd19e3712"/>
-      <w:bookmarkStart w:id="200" w:name="_Refd19e3712"/>
-      <w:bookmarkStart w:id="201" w:name="_Tocd19e3712"/>
+      <w:bookmarkStart w:id="199" w:name="_Numd19e3699"/>
+      <w:bookmarkStart w:id="200" w:name="_Refd19e3699"/>
+      <w:bookmarkStart w:id="201" w:name="_Tocd19e3699"/>
       <w:r>
         <w:t/>
       </w:r>
@@ -8967,9 +8949,9 @@
       <w:pPr>
         <w:pStyle w:val="Heading3"/>
       </w:pPr>
-      <w:bookmarkStart w:id="202" w:name="_Numd19e3735"/>
-      <w:bookmarkStart w:id="203" w:name="_Refd19e3735"/>
-      <w:bookmarkStart w:id="204" w:name="_Tocd19e3735"/>
+      <w:bookmarkStart w:id="202" w:name="_Numd19e3722"/>
+      <w:bookmarkStart w:id="203" w:name="_Refd19e3722"/>
+      <w:bookmarkStart w:id="204" w:name="_Tocd19e3722"/>
       <w:r>
         <w:t/>
       </w:r>
@@ -9005,9 +8987,9 @@
       <w:pPr>
         <w:pStyle w:val="Heading3"/>
       </w:pPr>
-      <w:bookmarkStart w:id="205" w:name="_Numd19e3757"/>
-      <w:bookmarkStart w:id="206" w:name="_Refd19e3757"/>
-      <w:bookmarkStart w:id="207" w:name="_Tocd19e3757"/>
+      <w:bookmarkStart w:id="205" w:name="_Numd19e3744"/>
+      <w:bookmarkStart w:id="206" w:name="_Refd19e3744"/>
+      <w:bookmarkStart w:id="207" w:name="_Tocd19e3744"/>
       <w:r>
         <w:t/>
       </w:r>
@@ -9043,9 +9025,9 @@
       <w:pPr>
         <w:pStyle w:val="Heading3"/>
       </w:pPr>
-      <w:bookmarkStart w:id="208" w:name="_Numd19e3780"/>
-      <w:bookmarkStart w:id="209" w:name="_Refd19e3780"/>
-      <w:bookmarkStart w:id="210" w:name="_Tocd19e3780"/>
+      <w:bookmarkStart w:id="208" w:name="_Numd19e3767"/>
+      <w:bookmarkStart w:id="209" w:name="_Refd19e3767"/>
+      <w:bookmarkStart w:id="210" w:name="_Tocd19e3767"/>
       <w:r>
         <w:t/>
       </w:r>
@@ -9081,9 +9063,9 @@
       <w:pPr>
         <w:pStyle w:val="Heading3"/>
       </w:pPr>
-      <w:bookmarkStart w:id="211" w:name="_Numd19e3802"/>
-      <w:bookmarkStart w:id="212" w:name="_Refd19e3802"/>
-      <w:bookmarkStart w:id="213" w:name="_Tocd19e3802"/>
+      <w:bookmarkStart w:id="211" w:name="_Numd19e3789"/>
+      <w:bookmarkStart w:id="212" w:name="_Refd19e3789"/>
+      <w:bookmarkStart w:id="213" w:name="_Tocd19e3789"/>
       <w:r>
         <w:t/>
       </w:r>
@@ -9119,9 +9101,9 @@
       <w:pPr>
         <w:pStyle w:val="Heading3"/>
       </w:pPr>
-      <w:bookmarkStart w:id="214" w:name="_Numd19e3825"/>
-      <w:bookmarkStart w:id="215" w:name="_Refd19e3825"/>
-      <w:bookmarkStart w:id="216" w:name="_Tocd19e3825"/>
+      <w:bookmarkStart w:id="214" w:name="_Numd19e3812"/>
+      <w:bookmarkStart w:id="215" w:name="_Refd19e3812"/>
+      <w:bookmarkStart w:id="216" w:name="_Tocd19e3812"/>
       <w:r>
         <w:t/>
       </w:r>
@@ -9157,9 +9139,9 @@
       <w:pPr>
         <w:pStyle w:val="Heading3"/>
       </w:pPr>
-      <w:bookmarkStart w:id="217" w:name="_Numd19e3847"/>
-      <w:bookmarkStart w:id="218" w:name="_Refd19e3847"/>
-      <w:bookmarkStart w:id="219" w:name="_Tocd19e3847"/>
+      <w:bookmarkStart w:id="217" w:name="_Numd19e3834"/>
+      <w:bookmarkStart w:id="218" w:name="_Refd19e3834"/>
+      <w:bookmarkStart w:id="219" w:name="_Tocd19e3834"/>
       <w:r>
         <w:t/>
       </w:r>
@@ -9195,9 +9177,9 @@
       <w:pPr>
         <w:pStyle w:val="Heading3"/>
       </w:pPr>
-      <w:bookmarkStart w:id="220" w:name="_Numd19e3870"/>
-      <w:bookmarkStart w:id="221" w:name="_Refd19e3870"/>
-      <w:bookmarkStart w:id="222" w:name="_Tocd19e3870"/>
+      <w:bookmarkStart w:id="220" w:name="_Numd19e3857"/>
+      <w:bookmarkStart w:id="221" w:name="_Refd19e3857"/>
+      <w:bookmarkStart w:id="222" w:name="_Tocd19e3857"/>
       <w:r>
         <w:t/>
       </w:r>
@@ -9220,8 +9202,8 @@
           <w:numId w:val="150"/>
         </w:numPr>
       </w:pPr>
-      <w:bookmarkStart w:id="224" w:name="_Tocd19e3879"/>
-      <w:bookmarkStart w:id="223" w:name="_Refd19e3879"/>
+      <w:bookmarkStart w:id="224" w:name="_Tocd19e3866"/>
+      <w:bookmarkStart w:id="223" w:name="_Refd19e3866"/>
       <w:r>
         <w:t/>
       </w:r>
@@ -9292,9 +9274,9 @@
       <w:pPr>
         <w:pStyle w:val="Heading3"/>
       </w:pPr>
-      <w:bookmarkStart w:id="225" w:name="_Numd19e3916"/>
-      <w:bookmarkStart w:id="226" w:name="_Refd19e3916"/>
-      <w:bookmarkStart w:id="227" w:name="_Tocd19e3916"/>
+      <w:bookmarkStart w:id="225" w:name="_Numd19e3903"/>
+      <w:bookmarkStart w:id="226" w:name="_Refd19e3903"/>
+      <w:bookmarkStart w:id="227" w:name="_Tocd19e3903"/>
       <w:r>
         <w:t/>
       </w:r>
@@ -9330,9 +9312,9 @@
       <w:pPr>
         <w:pStyle w:val="Heading3"/>
       </w:pPr>
-      <w:bookmarkStart w:id="228" w:name="_Numd19e3939"/>
-      <w:bookmarkStart w:id="229" w:name="_Refd19e3939"/>
-      <w:bookmarkStart w:id="230" w:name="_Tocd19e3939"/>
+      <w:bookmarkStart w:id="228" w:name="_Numd19e3926"/>
+      <w:bookmarkStart w:id="229" w:name="_Refd19e3926"/>
+      <w:bookmarkStart w:id="230" w:name="_Tocd19e3926"/>
       <w:r>
         <w:t/>
       </w:r>
@@ -9368,9 +9350,9 @@
       <w:pPr>
         <w:pStyle w:val="Heading3"/>
       </w:pPr>
-      <w:bookmarkStart w:id="231" w:name="_Numd19e3961"/>
-      <w:bookmarkStart w:id="232" w:name="_Refd19e3961"/>
-      <w:bookmarkStart w:id="233" w:name="_Tocd19e3961"/>
+      <w:bookmarkStart w:id="231" w:name="_Numd19e3948"/>
+      <w:bookmarkStart w:id="232" w:name="_Refd19e3948"/>
+      <w:bookmarkStart w:id="233" w:name="_Tocd19e3948"/>
       <w:r>
         <w:t/>
       </w:r>
@@ -9406,9 +9388,9 @@
       <w:pPr>
         <w:pStyle w:val="Heading3"/>
       </w:pPr>
-      <w:bookmarkStart w:id="234" w:name="_Numd19e3984"/>
-      <w:bookmarkStart w:id="235" w:name="_Refd19e3984"/>
-      <w:bookmarkStart w:id="236" w:name="_Tocd19e3984"/>
+      <w:bookmarkStart w:id="234" w:name="_Numd19e3971"/>
+      <w:bookmarkStart w:id="235" w:name="_Refd19e3971"/>
+      <w:bookmarkStart w:id="236" w:name="_Tocd19e3971"/>
       <w:r>
         <w:t/>
       </w:r>
@@ -9444,9 +9426,9 @@
       <w:pPr>
         <w:pStyle w:val="Heading3"/>
       </w:pPr>
-      <w:bookmarkStart w:id="237" w:name="_Numd19e4006"/>
-      <w:bookmarkStart w:id="238" w:name="_Refd19e4006"/>
-      <w:bookmarkStart w:id="239" w:name="_Tocd19e4006"/>
+      <w:bookmarkStart w:id="237" w:name="_Numd19e3993"/>
+      <w:bookmarkStart w:id="238" w:name="_Refd19e3993"/>
+      <w:bookmarkStart w:id="239" w:name="_Tocd19e3993"/>
       <w:r>
         <w:t/>
       </w:r>
@@ -9482,9 +9464,9 @@
       <w:pPr>
         <w:pStyle w:val="Heading3"/>
       </w:pPr>
-      <w:bookmarkStart w:id="240" w:name="_Numd19e4029"/>
-      <w:bookmarkStart w:id="241" w:name="_Refd19e4029"/>
-      <w:bookmarkStart w:id="242" w:name="_Tocd19e4029"/>
+      <w:bookmarkStart w:id="240" w:name="_Numd19e4016"/>
+      <w:bookmarkStart w:id="241" w:name="_Refd19e4016"/>
+      <w:bookmarkStart w:id="242" w:name="_Tocd19e4016"/>
       <w:r>
         <w:t/>
       </w:r>
@@ -9520,9 +9502,9 @@
       <w:pPr>
         <w:pStyle w:val="Heading3"/>
       </w:pPr>
-      <w:bookmarkStart w:id="243" w:name="_Numd19e4051"/>
-      <w:bookmarkStart w:id="244" w:name="_Refd19e4051"/>
-      <w:bookmarkStart w:id="245" w:name="_Tocd19e4051"/>
+      <w:bookmarkStart w:id="243" w:name="_Numd19e4038"/>
+      <w:bookmarkStart w:id="244" w:name="_Refd19e4038"/>
+      <w:bookmarkStart w:id="245" w:name="_Tocd19e4038"/>
       <w:r>
         <w:t/>
       </w:r>
@@ -9558,9 +9540,9 @@
       <w:pPr>
         <w:pStyle w:val="Heading3"/>
       </w:pPr>
-      <w:bookmarkStart w:id="246" w:name="_Numd19e4074"/>
-      <w:bookmarkStart w:id="247" w:name="_Refd19e4074"/>
-      <w:bookmarkStart w:id="248" w:name="_Tocd19e4074"/>
+      <w:bookmarkStart w:id="246" w:name="_Numd19e4061"/>
+      <w:bookmarkStart w:id="247" w:name="_Refd19e4061"/>
+      <w:bookmarkStart w:id="248" w:name="_Tocd19e4061"/>
       <w:r>
         <w:t/>
       </w:r>
@@ -9600,8 +9582,8 @@
           <w:numId w:val="151"/>
         </w:numPr>
       </w:pPr>
-      <w:bookmarkStart w:id="250" w:name="_Tocd19e4089"/>
-      <w:bookmarkStart w:id="249" w:name="_Refd19e4089"/>
+      <w:bookmarkStart w:id="250" w:name="_Tocd19e4076"/>
+      <w:bookmarkStart w:id="249" w:name="_Refd19e4076"/>
       <w:r>
         <w:t/>
       </w:r>
@@ -9638,9 +9620,9 @@
       <w:pPr>
         <w:pStyle w:val="Heading3"/>
       </w:pPr>
-      <w:bookmarkStart w:id="251" w:name="_Numd19e4112"/>
-      <w:bookmarkStart w:id="252" w:name="_Refd19e4112"/>
-      <w:bookmarkStart w:id="253" w:name="_Tocd19e4112"/>
+      <w:bookmarkStart w:id="251" w:name="_Numd19e4099"/>
+      <w:bookmarkStart w:id="252" w:name="_Refd19e4099"/>
+      <w:bookmarkStart w:id="253" w:name="_Tocd19e4099"/>
       <w:r>
         <w:t/>
       </w:r>
@@ -9676,9 +9658,9 @@
       <w:pPr>
         <w:pStyle w:val="Heading3"/>
       </w:pPr>
-      <w:bookmarkStart w:id="254" w:name="_Numd19e4135"/>
-      <w:bookmarkStart w:id="255" w:name="_Refd19e4135"/>
-      <w:bookmarkStart w:id="256" w:name="_Tocd19e4135"/>
+      <w:bookmarkStart w:id="254" w:name="_Numd19e4122"/>
+      <w:bookmarkStart w:id="255" w:name="_Refd19e4122"/>
+      <w:bookmarkStart w:id="256" w:name="_Tocd19e4122"/>
       <w:r>
         <w:t/>
       </w:r>
@@ -9732,9 +9714,9 @@
       <w:pPr>
         <w:pStyle w:val="Heading2"/>
       </w:pPr>
-      <w:bookmarkStart w:id="257" w:name="_Numd19e4167"/>
-      <w:bookmarkStart w:id="258" w:name="_Refd19e4167"/>
-      <w:bookmarkStart w:id="259" w:name="_Tocd19e4167"/>
+      <w:bookmarkStart w:id="257" w:name="_Numd19e4154"/>
+      <w:bookmarkStart w:id="258" w:name="_Refd19e4154"/>
+      <w:bookmarkStart w:id="259" w:name="_Tocd19e4154"/>
       <w:r>
         <w:t/>
       </w:r>
@@ -9753,9 +9735,9 @@
       <w:pPr>
         <w:pStyle w:val="Heading3"/>
       </w:pPr>
-      <w:bookmarkStart w:id="260" w:name="_Numd19e4180"/>
-      <w:bookmarkStart w:id="261" w:name="_Refd19e4180"/>
-      <w:bookmarkStart w:id="262" w:name="_Tocd19e4180"/>
+      <w:bookmarkStart w:id="260" w:name="_Numd19e4167"/>
+      <w:bookmarkStart w:id="261" w:name="_Refd19e4167"/>
+      <w:bookmarkStart w:id="262" w:name="_Tocd19e4167"/>
       <w:r>
         <w:t/>
       </w:r>
@@ -9791,9 +9773,9 @@
       <w:pPr>
         <w:pStyle w:val="Heading3"/>
       </w:pPr>
-      <w:bookmarkStart w:id="263" w:name="_Numd19e4203"/>
-      <w:bookmarkStart w:id="264" w:name="_Refd19e4203"/>
-      <w:bookmarkStart w:id="265" w:name="_Tocd19e4203"/>
+      <w:bookmarkStart w:id="263" w:name="_Numd19e4190"/>
+      <w:bookmarkStart w:id="264" w:name="_Refd19e4190"/>
+      <w:bookmarkStart w:id="265" w:name="_Tocd19e4190"/>
       <w:r>
         <w:t/>
       </w:r>
@@ -9812,9 +9794,9 @@
       <w:pPr>
         <w:pStyle w:val="Heading4"/>
       </w:pPr>
-      <w:bookmarkStart w:id="266" w:name="_Numd19e4216"/>
-      <w:bookmarkStart w:id="267" w:name="_Refd19e4216"/>
-      <w:bookmarkStart w:id="268" w:name="_Tocd19e4216"/>
+      <w:bookmarkStart w:id="266" w:name="_Numd19e4203"/>
+      <w:bookmarkStart w:id="267" w:name="_Refd19e4203"/>
+      <w:bookmarkStart w:id="268" w:name="_Tocd19e4203"/>
       <w:r>
         <w:t/>
       </w:r>
@@ -9861,9 +9843,9 @@
       <w:pPr>
         <w:pStyle w:val="Heading4"/>
       </w:pPr>
-      <w:bookmarkStart w:id="269" w:name="_Numd19e4242"/>
-      <w:bookmarkStart w:id="270" w:name="_Refd19e4242"/>
-      <w:bookmarkStart w:id="271" w:name="_Tocd19e4242"/>
+      <w:bookmarkStart w:id="269" w:name="_Numd19e4229"/>
+      <w:bookmarkStart w:id="270" w:name="_Refd19e4229"/>
+      <w:bookmarkStart w:id="271" w:name="_Tocd19e4229"/>
       <w:r>
         <w:t/>
       </w:r>
@@ -9899,9 +9881,9 @@
       <w:pPr>
         <w:pStyle w:val="Heading4"/>
       </w:pPr>
-      <w:bookmarkStart w:id="272" w:name="_Numd19e4264"/>
-      <w:bookmarkStart w:id="273" w:name="_Refd19e4264"/>
-      <w:bookmarkStart w:id="274" w:name="_Tocd19e4264"/>
+      <w:bookmarkStart w:id="272" w:name="_Numd19e4251"/>
+      <w:bookmarkStart w:id="273" w:name="_Refd19e4251"/>
+      <w:bookmarkStart w:id="274" w:name="_Tocd19e4251"/>
       <w:r>
         <w:t/>
       </w:r>
@@ -9924,8 +9906,8 @@
           <w:numId w:val="152"/>
         </w:numPr>
       </w:pPr>
-      <w:bookmarkStart w:id="276" w:name="_Tocd19e4273"/>
-      <w:bookmarkStart w:id="275" w:name="_Refd19e4273"/>
+      <w:bookmarkStart w:id="276" w:name="_Tocd19e4260"/>
+      <w:bookmarkStart w:id="275" w:name="_Refd19e4260"/>
       <w:r>
         <w:t/>
       </w:r>
@@ -9945,8 +9927,8 @@
           <w:numId w:val="153"/>
         </w:numPr>
       </w:pPr>
-      <w:bookmarkStart w:id="278" w:name="_Tocd19e4281"/>
-      <w:bookmarkStart w:id="277" w:name="_Refd19e4281"/>
+      <w:bookmarkStart w:id="278" w:name="_Tocd19e4268"/>
+      <w:bookmarkStart w:id="277" w:name="_Refd19e4268"/>
       <w:r>
         <w:t/>
       </w:r>
@@ -10116,7 +10098,7 @@
         <w:rPr>
           <w:color w:val="0000FF"/>
         </w:rPr>
-        <w:instrText xml:space="preserve"> REF _Numd19e4376 \h </w:instrText>
+        <w:instrText xml:space="preserve"> REF _Numd19e4363 \h </w:instrText>
       </w:r>
       <w:r>
         <w:fldChar w:fldCharType="separate"/>
@@ -10174,9 +10156,9 @@
       <w:pPr>
         <w:pStyle w:val="Heading4"/>
       </w:pPr>
-      <w:bookmarkStart w:id="279" w:name="_Numd19e4376"/>
-      <w:bookmarkStart w:id="280" w:name="_Refd19e4376"/>
-      <w:bookmarkStart w:id="281" w:name="_Tocd19e4376"/>
+      <w:bookmarkStart w:id="279" w:name="_Numd19e4363"/>
+      <w:bookmarkStart w:id="280" w:name="_Refd19e4363"/>
+      <w:bookmarkStart w:id="281" w:name="_Tocd19e4363"/>
       <w:r>
         <w:t/>
       </w:r>
@@ -10199,8 +10181,8 @@
           <w:numId w:val="154"/>
         </w:numPr>
       </w:pPr>
-      <w:bookmarkStart w:id="283" w:name="_Tocd19e4385"/>
-      <w:bookmarkStart w:id="282" w:name="_Refd19e4385"/>
+      <w:bookmarkStart w:id="283" w:name="_Tocd19e4372"/>
+      <w:bookmarkStart w:id="282" w:name="_Refd19e4372"/>
       <w:r>
         <w:t/>
       </w:r>
@@ -10220,8 +10202,8 @@
           <w:numId w:val="155"/>
         </w:numPr>
       </w:pPr>
-      <w:bookmarkStart w:id="285" w:name="_Tocd19e4393"/>
-      <w:bookmarkStart w:id="284" w:name="_Refd19e4393"/>
+      <w:bookmarkStart w:id="285" w:name="_Tocd19e4380"/>
+      <w:bookmarkStart w:id="284" w:name="_Refd19e4380"/>
       <w:r>
         <w:t/>
       </w:r>
@@ -10298,7 +10280,7 @@
         <w:rPr>
           <w:color w:val="0000FF"/>
         </w:rPr>
-        <w:instrText xml:space="preserve"> REF _Numd19e4203 \h </w:instrText>
+        <w:instrText xml:space="preserve"> REF _Numd19e4190 \h </w:instrText>
       </w:r>
       <w:r>
         <w:fldChar w:fldCharType="separate"/>
@@ -10331,7 +10313,7 @@
         <w:rPr>
           <w:color w:val="0000FF"/>
         </w:rPr>
-        <w:instrText xml:space="preserve"> REF _Numd19e4203 \h </w:instrText>
+        <w:instrText xml:space="preserve"> REF _Numd19e4190 \h </w:instrText>
       </w:r>
       <w:r>
         <w:fldChar w:fldCharType="separate"/>
@@ -10410,9 +10392,9 @@
       <w:pPr>
         <w:pStyle w:val="Heading3"/>
       </w:pPr>
-      <w:bookmarkStart w:id="286" w:name="_Numd19e4460"/>
-      <w:bookmarkStart w:id="287" w:name="_Refd19e4460"/>
-      <w:bookmarkStart w:id="288" w:name="_Tocd19e4460"/>
+      <w:bookmarkStart w:id="286" w:name="_Numd19e4447"/>
+      <w:bookmarkStart w:id="287" w:name="_Refd19e4447"/>
+      <w:bookmarkStart w:id="288" w:name="_Tocd19e4447"/>
       <w:r>
         <w:t/>
       </w:r>
@@ -10431,9 +10413,9 @@
       <w:pPr>
         <w:pStyle w:val="Heading4"/>
       </w:pPr>
-      <w:bookmarkStart w:id="289" w:name="_Numd19e4473"/>
-      <w:bookmarkStart w:id="290" w:name="_Refd19e4473"/>
-      <w:bookmarkStart w:id="291" w:name="_Tocd19e4473"/>
+      <w:bookmarkStart w:id="289" w:name="_Numd19e4460"/>
+      <w:bookmarkStart w:id="290" w:name="_Refd19e4460"/>
+      <w:bookmarkStart w:id="291" w:name="_Tocd19e4460"/>
       <w:r>
         <w:t/>
       </w:r>
@@ -10456,8 +10438,8 @@
           <w:numId w:val="156"/>
         </w:numPr>
       </w:pPr>
-      <w:bookmarkStart w:id="293" w:name="_Tocd19e4482"/>
-      <w:bookmarkStart w:id="292" w:name="_Refd19e4482"/>
+      <w:bookmarkStart w:id="293" w:name="_Tocd19e4469"/>
+      <w:bookmarkStart w:id="292" w:name="_Refd19e4469"/>
       <w:r>
         <w:t/>
       </w:r>
@@ -10477,8 +10459,8 @@
           <w:numId w:val="157"/>
         </w:numPr>
       </w:pPr>
-      <w:bookmarkStart w:id="295" w:name="_Tocd19e4490"/>
-      <w:bookmarkStart w:id="294" w:name="_Refd19e4490"/>
+      <w:bookmarkStart w:id="295" w:name="_Tocd19e4477"/>
+      <w:bookmarkStart w:id="294" w:name="_Refd19e4477"/>
       <w:r>
         <w:t/>
       </w:r>
@@ -10614,8 +10596,8 @@
           <w:numId w:val="158"/>
         </w:numPr>
       </w:pPr>
-      <w:bookmarkStart w:id="297" w:name="_Tocd19e4542"/>
-      <w:bookmarkStart w:id="296" w:name="_Refd19e4542"/>
+      <w:bookmarkStart w:id="297" w:name="_Tocd19e4529"/>
+      <w:bookmarkStart w:id="296" w:name="_Refd19e4529"/>
       <w:r>
         <w:t/>
       </w:r>
@@ -10701,9 +10683,9 @@
       <w:pPr>
         <w:pStyle w:val="Heading4"/>
       </w:pPr>
-      <w:bookmarkStart w:id="298" w:name="_Numd19e4585"/>
-      <w:bookmarkStart w:id="299" w:name="_Refd19e4585"/>
-      <w:bookmarkStart w:id="300" w:name="_Tocd19e4585"/>
+      <w:bookmarkStart w:id="298" w:name="_Numd19e4572"/>
+      <w:bookmarkStart w:id="299" w:name="_Refd19e4572"/>
+      <w:bookmarkStart w:id="300" w:name="_Tocd19e4572"/>
       <w:r>
         <w:t/>
       </w:r>
@@ -10726,8 +10708,8 @@
           <w:numId w:val="159"/>
         </w:numPr>
       </w:pPr>
-      <w:bookmarkStart w:id="302" w:name="_Tocd19e4594"/>
-      <w:bookmarkStart w:id="301" w:name="_Refd19e4594"/>
+      <w:bookmarkStart w:id="302" w:name="_Tocd19e4581"/>
+      <w:bookmarkStart w:id="301" w:name="_Refd19e4581"/>
       <w:r>
         <w:t/>
       </w:r>
@@ -10764,9 +10746,9 @@
       <w:pPr>
         <w:pStyle w:val="Heading4"/>
       </w:pPr>
-      <w:bookmarkStart w:id="303" w:name="_Numd19e4617"/>
-      <w:bookmarkStart w:id="304" w:name="_Refd19e4617"/>
-      <w:bookmarkStart w:id="305" w:name="_Tocd19e4617"/>
+      <w:bookmarkStart w:id="303" w:name="_Numd19e4604"/>
+      <w:bookmarkStart w:id="304" w:name="_Refd19e4604"/>
+      <w:bookmarkStart w:id="305" w:name="_Tocd19e4604"/>
       <w:r>
         <w:t/>
       </w:r>
@@ -10797,8 +10779,8 @@
           <w:numId w:val="160"/>
         </w:numPr>
       </w:pPr>
-      <w:bookmarkStart w:id="307" w:name="_Tocd19e4628"/>
-      <w:bookmarkStart w:id="306" w:name="_Refd19e4628"/>
+      <w:bookmarkStart w:id="307" w:name="_Tocd19e4615"/>
+      <w:bookmarkStart w:id="306" w:name="_Refd19e4615"/>
       <w:r>
         <w:t/>
       </w:r>
@@ -10818,7 +10800,7 @@
         <w:rPr>
           <w:color w:val="0000FF"/>
         </w:rPr>
-        <w:instrText xml:space="preserve"> REF _Numd19e4813 \h </w:instrText>
+        <w:instrText xml:space="preserve"> REF _Numd19e4800 \h </w:instrText>
       </w:r>
       <w:r>
         <w:fldChar w:fldCharType="separate"/>
@@ -10870,7 +10852,7 @@
         <w:rPr>
           <w:color w:val="0000FF"/>
         </w:rPr>
-        <w:instrText xml:space="preserve"> REF _Numd19e4473 \h </w:instrText>
+        <w:instrText xml:space="preserve"> REF _Numd19e4460 \h </w:instrText>
       </w:r>
       <w:r>
         <w:fldChar w:fldCharType="separate"/>
@@ -10939,9 +10921,9 @@
       <w:pPr>
         <w:pStyle w:val="Heading4"/>
       </w:pPr>
-      <w:bookmarkStart w:id="308" w:name="_Numd19e4674"/>
-      <w:bookmarkStart w:id="309" w:name="_Refd19e4674"/>
-      <w:bookmarkStart w:id="310" w:name="_Tocd19e4674"/>
+      <w:bookmarkStart w:id="308" w:name="_Numd19e4661"/>
+      <w:bookmarkStart w:id="309" w:name="_Refd19e4661"/>
+      <w:bookmarkStart w:id="310" w:name="_Tocd19e4661"/>
       <w:r>
         <w:t/>
       </w:r>
@@ -10964,8 +10946,8 @@
           <w:numId w:val="161"/>
         </w:numPr>
       </w:pPr>
-      <w:bookmarkStart w:id="312" w:name="_Tocd19e4683"/>
-      <w:bookmarkStart w:id="311" w:name="_Refd19e4683"/>
+      <w:bookmarkStart w:id="312" w:name="_Tocd19e4670"/>
+      <w:bookmarkStart w:id="311" w:name="_Refd19e4670"/>
       <w:r>
         <w:t/>
       </w:r>
@@ -11004,7 +10986,7 @@
         <w:rPr>
           <w:color w:val="0000FF"/>
         </w:rPr>
-        <w:instrText xml:space="preserve"> REF _Numd19e5043 \h </w:instrText>
+        <w:instrText xml:space="preserve"> REF _Numd19e5030 \h </w:instrText>
       </w:r>
       <w:r>
         <w:fldChar w:fldCharType="separate"/>
@@ -11073,9 +11055,9 @@
       <w:pPr>
         <w:pStyle w:val="Heading4"/>
       </w:pPr>
-      <w:bookmarkStart w:id="313" w:name="_Numd19e4724"/>
-      <w:bookmarkStart w:id="314" w:name="_Refd19e4724"/>
-      <w:bookmarkStart w:id="315" w:name="_Tocd19e4724"/>
+      <w:bookmarkStart w:id="313" w:name="_Numd19e4711"/>
+      <w:bookmarkStart w:id="314" w:name="_Refd19e4711"/>
+      <w:bookmarkStart w:id="315" w:name="_Tocd19e4711"/>
       <w:r>
         <w:t/>
       </w:r>
@@ -11106,7 +11088,7 @@
         <w:rPr>
           <w:color w:val="0000FF"/>
         </w:rPr>
-        <w:instrText xml:space="preserve"> REF _Numd19e4617 \h </w:instrText>
+        <w:instrText xml:space="preserve"> REF _Numd19e4604 \h </w:instrText>
       </w:r>
       <w:r>
         <w:fldChar w:fldCharType="separate"/>
@@ -11139,7 +11121,7 @@
         <w:rPr>
           <w:color w:val="0000FF"/>
         </w:rPr>
-        <w:instrText xml:space="preserve"> REF _Numd19e4674 \h </w:instrText>
+        <w:instrText xml:space="preserve"> REF _Numd19e4661 \h </w:instrText>
       </w:r>
       <w:r>
         <w:fldChar w:fldCharType="separate"/>
@@ -11172,8 +11154,8 @@
           <w:numId w:val="162"/>
         </w:numPr>
       </w:pPr>
-      <w:bookmarkStart w:id="317" w:name="_Tocd19e4743"/>
-      <w:bookmarkStart w:id="316" w:name="_Refd19e4743"/>
+      <w:bookmarkStart w:id="317" w:name="_Tocd19e4730"/>
+      <w:bookmarkStart w:id="316" w:name="_Refd19e4730"/>
       <w:r>
         <w:t/>
       </w:r>
@@ -11202,7 +11184,7 @@
         <w:rPr>
           <w:color w:val="0000FF"/>
         </w:rPr>
-        <w:instrText xml:space="preserve"> REF _Numd19e4617 \h </w:instrText>
+        <w:instrText xml:space="preserve"> REF _Numd19e4604 \h </w:instrText>
       </w:r>
       <w:r>
         <w:fldChar w:fldCharType="separate"/>
@@ -11235,7 +11217,7 @@
         <w:rPr>
           <w:color w:val="0000FF"/>
         </w:rPr>
-        <w:instrText xml:space="preserve"> REF _Numd19e5043 \h </w:instrText>
+        <w:instrText xml:space="preserve"> REF _Numd19e5030 \h </w:instrText>
       </w:r>
       <w:r>
         <w:fldChar w:fldCharType="separate"/>
@@ -11296,8 +11278,8 @@
           <w:numId w:val="163"/>
         </w:numPr>
       </w:pPr>
-      <w:bookmarkStart w:id="319" w:name="_Tocd19e4772"/>
-      <w:bookmarkStart w:id="318" w:name="_Refd19e4772"/>
+      <w:bookmarkStart w:id="319" w:name="_Tocd19e4759"/>
+      <w:bookmarkStart w:id="318" w:name="_Refd19e4759"/>
       <w:r>
         <w:t/>
       </w:r>
@@ -11317,7 +11299,7 @@
         <w:rPr>
           <w:color w:val="0000FF"/>
         </w:rPr>
-        <w:instrText xml:space="preserve"> REF _Numd19e4617 \h </w:instrText>
+        <w:instrText xml:space="preserve"> REF _Numd19e4604 \h </w:instrText>
       </w:r>
       <w:r>
         <w:fldChar w:fldCharType="separate"/>
@@ -11388,7 +11370,7 @@
         <w:rPr>
           <w:color w:val="0000FF"/>
         </w:rPr>
-        <w:instrText xml:space="preserve"> REF _Numd19e5043 \h </w:instrText>
+        <w:instrText xml:space="preserve"> REF _Numd19e5030 \h </w:instrText>
       </w:r>
       <w:r>
         <w:fldChar w:fldCharType="separate"/>
@@ -11421,9 +11403,9 @@
       <w:pPr>
         <w:pStyle w:val="Heading3"/>
       </w:pPr>
-      <w:bookmarkStart w:id="320" w:name="_Numd19e4813"/>
-      <w:bookmarkStart w:id="321" w:name="_Refd19e4813"/>
-      <w:bookmarkStart w:id="322" w:name="_Tocd19e4813"/>
+      <w:bookmarkStart w:id="320" w:name="_Numd19e4800"/>
+      <w:bookmarkStart w:id="321" w:name="_Refd19e4800"/>
+      <w:bookmarkStart w:id="322" w:name="_Tocd19e4800"/>
       <w:r>
         <w:t/>
       </w:r>
@@ -11446,8 +11428,8 @@
           <w:numId w:val="164"/>
         </w:numPr>
       </w:pPr>
-      <w:bookmarkStart w:id="324" w:name="_Tocd19e4822"/>
-      <w:bookmarkStart w:id="323" w:name="_Refd19e4822"/>
+      <w:bookmarkStart w:id="324" w:name="_Tocd19e4809"/>
+      <w:bookmarkStart w:id="323" w:name="_Refd19e4809"/>
       <w:r>
         <w:t/>
       </w:r>
@@ -11565,8 +11547,8 @@
           <w:numId w:val="165"/>
         </w:numPr>
       </w:pPr>
-      <w:bookmarkStart w:id="326" w:name="_Tocd19e4865"/>
-      <w:bookmarkStart w:id="325" w:name="_Refd19e4865"/>
+      <w:bookmarkStart w:id="326" w:name="_Tocd19e4852"/>
+      <w:bookmarkStart w:id="325" w:name="_Refd19e4852"/>
       <w:r>
         <w:t/>
       </w:r>
@@ -11673,8 +11655,8 @@
           <w:numId w:val="166"/>
         </w:numPr>
       </w:pPr>
-      <w:bookmarkStart w:id="328" w:name="_Tocd19e4905"/>
-      <w:bookmarkStart w:id="327" w:name="_Refd19e4905"/>
+      <w:bookmarkStart w:id="328" w:name="_Tocd19e4892"/>
+      <w:bookmarkStart w:id="327" w:name="_Refd19e4892"/>
       <w:r>
         <w:t/>
       </w:r>
@@ -11735,7 +11717,7 @@
         <w:rPr>
           <w:color w:val="0000FF"/>
         </w:rPr>
-        <w:instrText xml:space="preserve"> REF _Numd19e4813 \h </w:instrText>
+        <w:instrText xml:space="preserve"> REF _Numd19e4800 \h </w:instrText>
       </w:r>
       <w:r>
         <w:fldChar w:fldCharType="separate"/>
@@ -11890,9 +11872,9 @@
       <w:pPr>
         <w:pStyle w:val="Heading3"/>
       </w:pPr>
-      <w:bookmarkStart w:id="329" w:name="_Numd19e4988"/>
-      <w:bookmarkStart w:id="330" w:name="_Refd19e4988"/>
-      <w:bookmarkStart w:id="331" w:name="_Tocd19e4988"/>
+      <w:bookmarkStart w:id="329" w:name="_Numd19e4975"/>
+      <w:bookmarkStart w:id="330" w:name="_Refd19e4975"/>
+      <w:bookmarkStart w:id="331" w:name="_Tocd19e4975"/>
       <w:r>
         <w:t/>
       </w:r>
@@ -11928,9 +11910,9 @@
       <w:pPr>
         <w:pStyle w:val="Heading3"/>
       </w:pPr>
-      <w:bookmarkStart w:id="332" w:name="_Numd19e5011"/>
-      <w:bookmarkStart w:id="333" w:name="_Refd19e5011"/>
-      <w:bookmarkStart w:id="334" w:name="_Tocd19e5011"/>
+      <w:bookmarkStart w:id="332" w:name="_Numd19e4998"/>
+      <w:bookmarkStart w:id="333" w:name="_Refd19e4998"/>
+      <w:bookmarkStart w:id="334" w:name="_Tocd19e4998"/>
       <w:r>
         <w:t/>
       </w:r>
@@ -11953,8 +11935,8 @@
           <w:numId w:val="167"/>
         </w:numPr>
       </w:pPr>
-      <w:bookmarkStart w:id="336" w:name="_Tocd19e5020"/>
-      <w:bookmarkStart w:id="335" w:name="_Refd19e5020"/>
+      <w:bookmarkStart w:id="336" w:name="_Tocd19e5007"/>
+      <w:bookmarkStart w:id="335" w:name="_Refd19e5007"/>
       <w:r>
         <w:t/>
       </w:r>
@@ -11991,9 +11973,9 @@
       <w:pPr>
         <w:pStyle w:val="Heading3"/>
       </w:pPr>
-      <w:bookmarkStart w:id="337" w:name="_Numd19e5043"/>
-      <w:bookmarkStart w:id="338" w:name="_Refd19e5043"/>
-      <w:bookmarkStart w:id="339" w:name="_Tocd19e5043"/>
+      <w:bookmarkStart w:id="337" w:name="_Numd19e5030"/>
+      <w:bookmarkStart w:id="338" w:name="_Refd19e5030"/>
+      <w:bookmarkStart w:id="339" w:name="_Tocd19e5030"/>
       <w:r>
         <w:t/>
       </w:r>
@@ -12016,8 +11998,8 @@
           <w:numId w:val="168"/>
         </w:numPr>
       </w:pPr>
-      <w:bookmarkStart w:id="341" w:name="_Tocd19e5052"/>
-      <w:bookmarkStart w:id="340" w:name="_Refd19e5052"/>
+      <w:bookmarkStart w:id="341" w:name="_Tocd19e5039"/>
+      <w:bookmarkStart w:id="340" w:name="_Refd19e5039"/>
       <w:r>
         <w:t/>
       </w:r>
@@ -12219,7 +12201,7 @@
         <w:rPr>
           <w:color w:val="0000FF"/>
         </w:rPr>
-        <w:instrText xml:space="preserve"> REF _Numd19e4460 \h </w:instrText>
+        <w:instrText xml:space="preserve"> REF _Numd19e4447 \h </w:instrText>
       </w:r>
       <w:r>
         <w:fldChar w:fldCharType="separate"/>
@@ -12250,9 +12232,9 @@
       <w:pPr>
         <w:pStyle w:val="Heading3"/>
       </w:pPr>
-      <w:bookmarkStart w:id="342" w:name="_Numd19e5136"/>
-      <w:bookmarkStart w:id="343" w:name="_Refd19e5136"/>
-      <w:bookmarkStart w:id="344" w:name="_Tocd19e5136"/>
+      <w:bookmarkStart w:id="342" w:name="_Numd19e5123"/>
+      <w:bookmarkStart w:id="343" w:name="_Refd19e5123"/>
+      <w:bookmarkStart w:id="344" w:name="_Tocd19e5123"/>
       <w:r>
         <w:t/>
       </w:r>
@@ -12275,8 +12257,8 @@
           <w:numId w:val="169"/>
         </w:numPr>
       </w:pPr>
-      <w:bookmarkStart w:id="346" w:name="_Tocd19e5145"/>
-      <w:bookmarkStart w:id="345" w:name="_Refd19e5145"/>
+      <w:bookmarkStart w:id="346" w:name="_Tocd19e5132"/>
+      <w:bookmarkStart w:id="345" w:name="_Refd19e5132"/>
       <w:r>
         <w:t/>
       </w:r>
@@ -12358,9 +12340,9 @@
       <w:pPr>
         <w:pStyle w:val="Heading3"/>
       </w:pPr>
-      <w:bookmarkStart w:id="347" w:name="_Numd19e5188"/>
-      <w:bookmarkStart w:id="348" w:name="_Refd19e5188"/>
-      <w:bookmarkStart w:id="349" w:name="_Tocd19e5188"/>
+      <w:bookmarkStart w:id="347" w:name="_Numd19e5175"/>
+      <w:bookmarkStart w:id="348" w:name="_Refd19e5175"/>
+      <w:bookmarkStart w:id="349" w:name="_Tocd19e5175"/>
       <w:r>
         <w:t/>
       </w:r>
@@ -12387,9 +12369,9 @@
       <w:pPr>
         <w:pStyle w:val="Heading3"/>
       </w:pPr>
-      <w:bookmarkStart w:id="350" w:name="_Numd19e5207"/>
-      <w:bookmarkStart w:id="351" w:name="_Refd19e5207"/>
-      <w:bookmarkStart w:id="352" w:name="_Tocd19e5207"/>
+      <w:bookmarkStart w:id="350" w:name="_Numd19e5194"/>
+      <w:bookmarkStart w:id="351" w:name="_Refd19e5194"/>
+      <w:bookmarkStart w:id="352" w:name="_Tocd19e5194"/>
       <w:r>
         <w:t/>
       </w:r>
@@ -12408,9 +12390,9 @@
       <w:pPr>
         <w:pStyle w:val="Heading4"/>
       </w:pPr>
-      <w:bookmarkStart w:id="353" w:name="_Numd19e5220"/>
-      <w:bookmarkStart w:id="354" w:name="_Refd19e5220"/>
-      <w:bookmarkStart w:id="355" w:name="_Tocd19e5220"/>
+      <w:bookmarkStart w:id="353" w:name="_Numd19e5207"/>
+      <w:bookmarkStart w:id="354" w:name="_Refd19e5207"/>
+      <w:bookmarkStart w:id="355" w:name="_Tocd19e5207"/>
       <w:r>
         <w:t/>
       </w:r>
@@ -12433,8 +12415,8 @@
           <w:numId w:val="170"/>
         </w:numPr>
       </w:pPr>
-      <w:bookmarkStart w:id="357" w:name="_Tocd19e5229"/>
-      <w:bookmarkStart w:id="356" w:name="_Refd19e5229"/>
+      <w:bookmarkStart w:id="357" w:name="_Tocd19e5216"/>
+      <w:bookmarkStart w:id="356" w:name="_Refd19e5216"/>
       <w:r>
         <w:t/>
       </w:r>
@@ -12519,8 +12501,8 @@
           <w:numId w:val="171"/>
         </w:numPr>
       </w:pPr>
-      <w:bookmarkStart w:id="359" w:name="_Tocd19e5262"/>
-      <w:bookmarkStart w:id="358" w:name="_Refd19e5262"/>
+      <w:bookmarkStart w:id="359" w:name="_Tocd19e5249"/>
+      <w:bookmarkStart w:id="358" w:name="_Refd19e5249"/>
       <w:r>
         <w:t/>
       </w:r>
@@ -12578,9 +12560,9 @@
       <w:pPr>
         <w:pStyle w:val="Heading4"/>
       </w:pPr>
-      <w:bookmarkStart w:id="360" w:name="_Numd19e5294"/>
-      <w:bookmarkStart w:id="361" w:name="_Refd19e5294"/>
-      <w:bookmarkStart w:id="362" w:name="_Tocd19e5294"/>
+      <w:bookmarkStart w:id="360" w:name="_Numd19e5281"/>
+      <w:bookmarkStart w:id="361" w:name="_Refd19e5281"/>
+      <w:bookmarkStart w:id="362" w:name="_Tocd19e5281"/>
       <w:r>
         <w:t/>
       </w:r>
@@ -12603,8 +12585,8 @@
           <w:numId w:val="172"/>
         </w:numPr>
       </w:pPr>
-      <w:bookmarkStart w:id="364" w:name="_Tocd19e5303"/>
-      <w:bookmarkStart w:id="363" w:name="_Refd19e5303"/>
+      <w:bookmarkStart w:id="364" w:name="_Tocd19e5290"/>
+      <w:bookmarkStart w:id="363" w:name="_Refd19e5290"/>
       <w:r>
         <w:t/>
       </w:r>
@@ -12650,9 +12632,9 @@
       <w:pPr>
         <w:pStyle w:val="Heading4"/>
       </w:pPr>
-      <w:bookmarkStart w:id="365" w:name="_Numd19e5330"/>
-      <w:bookmarkStart w:id="366" w:name="_Refd19e5330"/>
-      <w:bookmarkStart w:id="367" w:name="_Tocd19e5330"/>
+      <w:bookmarkStart w:id="365" w:name="_Numd19e5317"/>
+      <w:bookmarkStart w:id="366" w:name="_Refd19e5317"/>
+      <w:bookmarkStart w:id="367" w:name="_Tocd19e5317"/>
       <w:r>
         <w:t/>
       </w:r>
@@ -12688,9 +12670,9 @@
       <w:pPr>
         <w:pStyle w:val="Heading4"/>
       </w:pPr>
-      <w:bookmarkStart w:id="368" w:name="_Numd19e5353"/>
-      <w:bookmarkStart w:id="369" w:name="_Refd19e5353"/>
-      <w:bookmarkStart w:id="370" w:name="_Tocd19e5353"/>
+      <w:bookmarkStart w:id="368" w:name="_Numd19e5340"/>
+      <w:bookmarkStart w:id="369" w:name="_Refd19e5340"/>
+      <w:bookmarkStart w:id="370" w:name="_Tocd19e5340"/>
       <w:r>
         <w:t/>
       </w:r>
@@ -12730,8 +12712,8 @@
           <w:numId w:val="173"/>
         </w:numPr>
       </w:pPr>
-      <w:bookmarkStart w:id="372" w:name="_Tocd19e5368"/>
-      <w:bookmarkStart w:id="371" w:name="_Refd19e5368"/>
+      <w:bookmarkStart w:id="372" w:name="_Tocd19e5355"/>
+      <w:bookmarkStart w:id="371" w:name="_Refd19e5355"/>
       <w:r>
         <w:t/>
       </w:r>
@@ -12768,9 +12750,9 @@
       <w:pPr>
         <w:pStyle w:val="Heading2"/>
       </w:pPr>
-      <w:bookmarkStart w:id="373" w:name="_Numd19e5393"/>
-      <w:bookmarkStart w:id="374" w:name="_Refd19e5393"/>
-      <w:bookmarkStart w:id="375" w:name="_Tocd19e5393"/>
+      <w:bookmarkStart w:id="373" w:name="_Numd19e5380"/>
+      <w:bookmarkStart w:id="374" w:name="_Refd19e5380"/>
+      <w:bookmarkStart w:id="375" w:name="_Tocd19e5380"/>
       <w:r>
         <w:t/>
       </w:r>
@@ -12789,9 +12771,9 @@
       <w:pPr>
         <w:pStyle w:val="Heading3"/>
       </w:pPr>
-      <w:bookmarkStart w:id="376" w:name="_Numd19e5406"/>
-      <w:bookmarkStart w:id="377" w:name="_Refd19e5406"/>
-      <w:bookmarkStart w:id="378" w:name="_Tocd19e5406"/>
+      <w:bookmarkStart w:id="376" w:name="_Numd19e5393"/>
+      <w:bookmarkStart w:id="377" w:name="_Refd19e5393"/>
+      <w:bookmarkStart w:id="378" w:name="_Tocd19e5393"/>
       <w:r>
         <w:t/>
       </w:r>
@@ -12836,9 +12818,9 @@
       <w:pPr>
         <w:pStyle w:val="Heading3"/>
       </w:pPr>
-      <w:bookmarkStart w:id="379" w:name="_Numd19e5433"/>
-      <w:bookmarkStart w:id="380" w:name="_Refd19e5433"/>
-      <w:bookmarkStart w:id="381" w:name="_Tocd19e5433"/>
+      <w:bookmarkStart w:id="379" w:name="_Numd19e5420"/>
+      <w:bookmarkStart w:id="380" w:name="_Refd19e5420"/>
+      <w:bookmarkStart w:id="381" w:name="_Tocd19e5420"/>
       <w:r>
         <w:t/>
       </w:r>
@@ -12861,8 +12843,8 @@
           <w:numId w:val="174"/>
         </w:numPr>
       </w:pPr>
-      <w:bookmarkStart w:id="383" w:name="_Tocd19e5442"/>
-      <w:bookmarkStart w:id="382" w:name="_Refd19e5442"/>
+      <w:bookmarkStart w:id="383" w:name="_Tocd19e5429"/>
+      <w:bookmarkStart w:id="382" w:name="_Refd19e5429"/>
       <w:r>
         <w:t/>
       </w:r>
@@ -12923,7 +12905,7 @@
         <w:rPr>
           <w:color w:val="0000FF"/>
         </w:rPr>
-        <w:instrText xml:space="preserve"> REF _Numd19e3516 \h </w:instrText>
+        <w:instrText xml:space="preserve"> REF _Numd19e3511 \h </w:instrText>
       </w:r>
       <w:r>
         <w:fldChar w:fldCharType="separate"/>
@@ -13013,9 +12995,9 @@
       <w:pPr>
         <w:pStyle w:val="Heading3"/>
       </w:pPr>
-      <w:bookmarkStart w:id="384" w:name="_Numd19e5500"/>
-      <w:bookmarkStart w:id="385" w:name="_Refd19e5500"/>
-      <w:bookmarkStart w:id="386" w:name="_Tocd19e5500"/>
+      <w:bookmarkStart w:id="384" w:name="_Numd19e5487"/>
+      <w:bookmarkStart w:id="385" w:name="_Refd19e5487"/>
+      <w:bookmarkStart w:id="386" w:name="_Tocd19e5487"/>
       <w:r>
         <w:t/>
       </w:r>
@@ -13038,8 +13020,8 @@
           <w:numId w:val="175"/>
         </w:numPr>
       </w:pPr>
-      <w:bookmarkStart w:id="388" w:name="_Tocd19e5509"/>
-      <w:bookmarkStart w:id="387" w:name="_Refd19e5509"/>
+      <w:bookmarkStart w:id="388" w:name="_Tocd19e5496"/>
+      <w:bookmarkStart w:id="387" w:name="_Refd19e5496"/>
       <w:r>
         <w:t/>
       </w:r>
@@ -13100,8 +13082,8 @@
           <w:numId w:val="176"/>
         </w:numPr>
       </w:pPr>
-      <w:bookmarkStart w:id="390" w:name="_Tocd19e5532"/>
-      <w:bookmarkStart w:id="389" w:name="_Refd19e5532"/>
+      <w:bookmarkStart w:id="390" w:name="_Tocd19e5519"/>
+      <w:bookmarkStart w:id="389" w:name="_Refd19e5519"/>
       <w:r>
         <w:t/>
       </w:r>
@@ -13361,7 +13343,7 @@
         <w:rPr>
           <w:noProof/>
         </w:rPr>
-        <w:t>5302.101   Definitions</w:t>
+        <w:t>Heading 3</w:t>
       </w:r>
     </w:fldSimple>
   </w:p>
@@ -22511,7 +22493,7 @@
   <w:style w:type="paragraph" w:default="1" w:styleId="Normal">
     <w:name w:val="Normal"/>
     <w:qFormat/>
-    <w:rsid w:val="00792F9E"/>
+    <w:rsid w:val="0035396F"/>
     <w:rPr>
       <w:rFonts w:ascii="Times New Roman" w:hAnsi="Times New Roman"/>
     </w:rPr>
@@ -22628,67 +22610,42 @@
   </w:style>
   <w:style w:type="paragraph" w:styleId="Heading6">
     <w:name w:val="heading 6"/>
-    <w:basedOn w:val="Normal"/>
+    <w:basedOn w:val="Heading4"/>
     <w:next w:val="BodyText"/>
     <w:link w:val="Heading6Char"/>
     <w:uiPriority w:val="9"/>
     <w:unhideWhenUsed/>
     <w:qFormat/>
-    <w:rsid w:val="00D068E1"/>
+    <w:rsid w:val="002D4362"/>
     <w:pPr>
-      <w:keepNext/>
-      <w:keepLines/>
-      <w:spacing w:before="40"/>
       <w:outlineLvl w:val="5"/>
     </w:pPr>
-    <w:rPr>
-      <w:rFonts w:eastAsiaTheme="majorEastAsia" w:cstheme="majorBidi"/>
-      <w:color w:val="1F3763" w:themeColor="accent1" w:themeShade="7F"/>
-    </w:rPr>
   </w:style>
   <w:style w:type="paragraph" w:styleId="Heading7">
     <w:name w:val="heading 7"/>
-    <w:basedOn w:val="Normal"/>
+    <w:basedOn w:val="Heading6"/>
     <w:next w:val="BodyText"/>
     <w:link w:val="Heading7Char"/>
     <w:uiPriority w:val="9"/>
     <w:unhideWhenUsed/>
     <w:qFormat/>
-    <w:rsid w:val="005043CB"/>
+    <w:rsid w:val="002D4362"/>
     <w:pPr>
-      <w:keepNext/>
-      <w:keepLines/>
-      <w:spacing w:before="40"/>
       <w:outlineLvl w:val="6"/>
     </w:pPr>
-    <w:rPr>
-      <w:rFonts w:asciiTheme="majorHAnsi" w:eastAsiaTheme="majorEastAsia" w:hAnsiTheme="majorHAnsi" w:cstheme="majorBidi"/>
-      <w:i/>
-      <w:iCs/>
-      <w:color w:val="1F3763" w:themeColor="accent1" w:themeShade="7F"/>
-    </w:rPr>
   </w:style>
   <w:style w:type="paragraph" w:styleId="Heading8">
     <w:name w:val="heading 8"/>
-    <w:basedOn w:val="Normal"/>
+    <w:basedOn w:val="Heading7"/>
     <w:next w:val="BodyText"/>
     <w:link w:val="Heading8Char"/>
     <w:uiPriority w:val="9"/>
     <w:unhideWhenUsed/>
     <w:qFormat/>
-    <w:rsid w:val="005043CB"/>
+    <w:rsid w:val="002D4362"/>
     <w:pPr>
-      <w:keepNext/>
-      <w:keepLines/>
-      <w:spacing w:before="40"/>
       <w:outlineLvl w:val="7"/>
     </w:pPr>
-    <w:rPr>
-      <w:rFonts w:asciiTheme="majorHAnsi" w:eastAsiaTheme="majorEastAsia" w:hAnsiTheme="majorHAnsi" w:cstheme="majorBidi"/>
-      <w:color w:val="272727" w:themeColor="text1" w:themeTint="D8"/>
-      <w:sz w:val="21"/>
-      <w:szCs w:val="21"/>
-    </w:rPr>
   </w:style>
   <w:style w:type="paragraph" w:styleId="Heading9">
     <w:name w:val="heading 9"/>
@@ -22939,10 +22896,11 @@
     <w:basedOn w:val="DefaultParagraphFont"/>
     <w:link w:val="Heading6"/>
     <w:uiPriority w:val="9"/>
-    <w:rsid w:val="00D068E1"/>
+    <w:rsid w:val="002D4362"/>
     <w:rPr>
       <w:rFonts w:ascii="Times New Roman" w:eastAsiaTheme="majorEastAsia" w:hAnsi="Times New Roman" w:cstheme="majorBidi"/>
-      <w:color w:val="1F3763" w:themeColor="accent1" w:themeShade="7F"/>
+      <w:b/>
+      <w:iCs/>
     </w:rPr>
   </w:style>
   <w:style w:type="character" w:customStyle="1" w:styleId="Heading7Char">
@@ -22950,12 +22908,11 @@
     <w:basedOn w:val="DefaultParagraphFont"/>
     <w:link w:val="Heading7"/>
     <w:uiPriority w:val="9"/>
-    <w:rsid w:val="005043CB"/>
+    <w:rsid w:val="002D4362"/>
     <w:rPr>
-      <w:rFonts w:asciiTheme="majorHAnsi" w:eastAsiaTheme="majorEastAsia" w:hAnsiTheme="majorHAnsi" w:cstheme="majorBidi"/>
-      <w:i/>
+      <w:rFonts w:ascii="Times New Roman" w:eastAsiaTheme="majorEastAsia" w:hAnsi="Times New Roman" w:cstheme="majorBidi"/>
+      <w:b/>
       <w:iCs/>
-      <w:color w:val="1F3763" w:themeColor="accent1" w:themeShade="7F"/>
     </w:rPr>
   </w:style>
   <w:style w:type="character" w:customStyle="1" w:styleId="Heading8Char">
@@ -22963,12 +22920,11 @@
     <w:basedOn w:val="DefaultParagraphFont"/>
     <w:link w:val="Heading8"/>
     <w:uiPriority w:val="9"/>
-    <w:rsid w:val="005043CB"/>
+    <w:rsid w:val="002D4362"/>
     <w:rPr>
-      <w:rFonts w:asciiTheme="majorHAnsi" w:eastAsiaTheme="majorEastAsia" w:hAnsiTheme="majorHAnsi" w:cstheme="majorBidi"/>
-      <w:color w:val="272727" w:themeColor="text1" w:themeTint="D8"/>
-      <w:sz w:val="21"/>
-      <w:szCs w:val="21"/>
+      <w:rFonts w:ascii="Times New Roman" w:eastAsiaTheme="majorEastAsia" w:hAnsi="Times New Roman" w:cstheme="majorBidi"/>
+      <w:b/>
+      <w:iCs/>
     </w:rPr>
   </w:style>
   <w:style w:type="character" w:customStyle="1" w:styleId="Heading9Char">
